--- a/2026/04_abril/monthend SC template for resources.docx
+++ b/2026/04_abril/monthend SC template for resources.docx
@@ -9,7 +9,7 @@
       </w:pPr>
       <w:r>
         <w:rPr/>
-        <w:t>Mercury Timesheet Aug 2022:</w:t>
+        <w:t>ITime Timesheet Aug 2022:</w:t>
       </w:r>
     </w:p>
     <w:p>
@@ -51,7 +51,7 @@
       <w:r>
         <w:rPr/>
         <w:drawing>
-          <wp:anchor distT="0" distB="0" distL="0" distR="0" simplePos="0" relativeHeight="3" behindDoc="0" locked="0" layoutInCell="0" allowOverlap="1">
+          <wp:anchor distT="0" distB="0" distL="0" distR="0" simplePos="0" relativeHeight="2" behindDoc="0" locked="0" layoutInCell="0" allowOverlap="1">
             <wp:simplePos x="0" y="0"/>
             <wp:positionH relativeFrom="column">
               <wp:align>center</wp:align>
@@ -140,7 +140,7 @@
           <w:szCs w:val="18"/>
         </w:rPr>
         <w:drawing>
-          <wp:anchor distT="0" distB="0" distL="0" distR="0" simplePos="0" relativeHeight="4" behindDoc="0" locked="0" layoutInCell="0" allowOverlap="1">
+          <wp:anchor distT="0" distB="0" distL="0" distR="0" simplePos="0" relativeHeight="3" behindDoc="0" locked="0" layoutInCell="0" allowOverlap="1">
             <wp:simplePos x="0" y="0"/>
             <wp:positionH relativeFrom="column">
               <wp:align>center</wp:align>
@@ -223,7 +223,7 @@
       <w:r>
         <w:rPr/>
         <w:drawing>
-          <wp:anchor distT="0" distB="0" distL="0" distR="0" simplePos="0" relativeHeight="5" behindDoc="0" locked="0" layoutInCell="0" allowOverlap="1">
+          <wp:anchor distT="0" distB="0" distL="0" distR="0" simplePos="0" relativeHeight="4" behindDoc="0" locked="0" layoutInCell="0" allowOverlap="1">
             <wp:simplePos x="0" y="0"/>
             <wp:positionH relativeFrom="column">
               <wp:align>center</wp:align>
@@ -309,7 +309,7 @@
       <w:r>
         <w:rPr/>
         <w:drawing>
-          <wp:anchor distT="0" distB="0" distL="0" distR="0" simplePos="0" relativeHeight="6" behindDoc="0" locked="0" layoutInCell="0" allowOverlap="1">
+          <wp:anchor distT="0" distB="0" distL="0" distR="0" simplePos="0" relativeHeight="5" behindDoc="0" locked="0" layoutInCell="0" allowOverlap="1">
             <wp:simplePos x="0" y="0"/>
             <wp:positionH relativeFrom="column">
               <wp:align>center</wp:align>
@@ -380,7 +380,7 @@
       <w:r>
         <w:rPr/>
         <w:drawing>
-          <wp:anchor distT="0" distB="0" distL="0" distR="0" simplePos="0" relativeHeight="7" behindDoc="0" locked="0" layoutInCell="0" allowOverlap="1">
+          <wp:anchor distT="0" distB="0" distL="0" distR="0" simplePos="0" relativeHeight="6" behindDoc="0" locked="0" layoutInCell="0" allowOverlap="1">
             <wp:simplePos x="0" y="0"/>
             <wp:positionH relativeFrom="column">
               <wp:align>center</wp:align>
@@ -434,7 +434,22 @@
       </w:pPr>
       <w:r>
         <w:rPr/>
-        <w:t xml:space="preserve">ITime Timesheet Aug 2022: </w:t>
+      </w:r>
+    </w:p>
+    <w:p>
+      <w:pPr>
+        <w:pStyle w:val="Normal"/>
+        <w:rPr>
+          <w:sz w:val="18"/>
+          <w:szCs w:val="18"/>
+        </w:rPr>
+      </w:pPr>
+      <w:r>
+        <w:rPr>
+          <w:sz w:val="18"/>
+          <w:szCs w:val="18"/>
+        </w:rPr>
+        <w:t>Mercury Timesheet Aug 2022:</w:t>
       </w:r>
     </w:p>
     <w:p>
@@ -472,154 +487,19 @@
       </w:pPr>
       <w:r>
         <w:rPr/>
-      </w:r>
-    </w:p>
-    <w:p>
-      <w:pPr>
-        <w:pStyle w:val="Normal"/>
-        <w:rPr>
-          <w:sz w:val="18"/>
-          <w:szCs w:val="18"/>
-        </w:rPr>
-      </w:pPr>
-      <w:r>
-        <w:rPr>
-          <w:sz w:val="18"/>
-          <w:szCs w:val="18"/>
-        </w:rPr>
-        <w:t>2</w:t>
-      </w:r>
-      <w:r>
-        <w:rPr>
-          <w:sz w:val="18"/>
-          <w:szCs w:val="18"/>
-          <w:vertAlign w:val="superscript"/>
-        </w:rPr>
-        <w:t>nd</w:t>
-      </w:r>
-      <w:r>
-        <w:rPr>
-          <w:sz w:val="18"/>
-          <w:szCs w:val="18"/>
-        </w:rPr>
-        <w:t xml:space="preserve"> Week</w:t>
-      </w:r>
-    </w:p>
-    <w:p>
-      <w:pPr>
-        <w:pStyle w:val="Normal"/>
-        <w:rPr/>
-      </w:pPr>
-      <w:r>
-        <w:rPr/>
-      </w:r>
-    </w:p>
-    <w:p>
-      <w:pPr>
-        <w:pStyle w:val="Normal"/>
-        <w:rPr/>
-      </w:pPr>
-      <w:r>
-        <w:rPr>
-          <w:sz w:val="18"/>
-          <w:szCs w:val="18"/>
-        </w:rPr>
-        <w:t>3</w:t>
-      </w:r>
-      <w:r>
-        <w:rPr>
-          <w:sz w:val="18"/>
-          <w:szCs w:val="18"/>
-          <w:vertAlign w:val="superscript"/>
-        </w:rPr>
-        <w:t>rd</w:t>
-      </w:r>
-      <w:r>
-        <w:rPr>
-          <w:sz w:val="18"/>
-          <w:szCs w:val="18"/>
-        </w:rPr>
-        <w:t xml:space="preserve"> Week</w:t>
-      </w:r>
-    </w:p>
-    <w:p>
-      <w:pPr>
-        <w:pStyle w:val="Normal"/>
-        <w:rPr/>
-      </w:pPr>
-      <w:r>
-        <w:rPr/>
-      </w:r>
-    </w:p>
-    <w:p>
-      <w:pPr>
-        <w:pStyle w:val="Normal"/>
-        <w:rPr/>
-      </w:pPr>
-      <w:r>
-        <w:rPr>
-          <w:sz w:val="18"/>
-          <w:szCs w:val="18"/>
-        </w:rPr>
-        <w:t>4</w:t>
-      </w:r>
-      <w:r>
-        <w:rPr>
-          <w:sz w:val="18"/>
-          <w:szCs w:val="18"/>
-          <w:vertAlign w:val="superscript"/>
-        </w:rPr>
-        <w:t>th</w:t>
-      </w:r>
-      <w:r>
-        <w:rPr>
-          <w:sz w:val="18"/>
-          <w:szCs w:val="18"/>
-        </w:rPr>
-        <w:t xml:space="preserve"> Week</w:t>
-      </w:r>
-    </w:p>
-    <w:p>
-      <w:pPr>
-        <w:pStyle w:val="Normal"/>
-        <w:rPr/>
-      </w:pPr>
-      <w:r>
-        <w:rPr/>
-      </w:r>
-    </w:p>
-    <w:p>
-      <w:pPr>
-        <w:pStyle w:val="Normal"/>
-        <w:rPr>
-          <w:sz w:val="18"/>
-          <w:szCs w:val="18"/>
-        </w:rPr>
-      </w:pPr>
-      <w:r>
-        <w:rPr>
-          <w:sz w:val="18"/>
-          <w:szCs w:val="18"/>
-        </w:rPr>
-        <w:t>Final Week</w:t>
-      </w:r>
-    </w:p>
-    <w:p>
-      <w:pPr>
-        <w:pStyle w:val="Normal"/>
-        <w:widowControl/>
-        <w:bidi w:val="0"/>
-        <w:spacing w:lineRule="auto" w:line="259" w:before="0" w:after="160"/>
-        <w:jc w:val="start"/>
-        <w:rPr/>
-      </w:pPr>
-      <w:r>
-        <w:rPr/>
         <w:drawing>
-          <wp:inline distT="0" distB="0" distL="0" distR="0">
-            <wp:extent cx="5731510" cy="3222625"/>
+          <wp:anchor distT="0" distB="0" distL="0" distR="0" simplePos="0" relativeHeight="7" behindDoc="0" locked="0" layoutInCell="0" allowOverlap="1">
+            <wp:simplePos x="0" y="0"/>
+            <wp:positionH relativeFrom="column">
+              <wp:align>center</wp:align>
+            </wp:positionH>
+            <wp:positionV relativeFrom="paragraph">
+              <wp:posOffset>635</wp:posOffset>
+            </wp:positionV>
+            <wp:extent cx="5731510" cy="2499995"/>
             <wp:effectExtent l="0" t="0" r="0" b="0"/>
-            <wp:docPr id="6" name="Picture 2"/>
+            <wp:wrapSquare wrapText="largest"/>
+            <wp:docPr id="6" name="Image6"/>
             <wp:cNvGraphicFramePr>
               <a:graphicFrameLocks xmlns:a="http://schemas.openxmlformats.org/drawingml/2006/main" noChangeAspect="1"/>
             </wp:cNvGraphicFramePr>
@@ -627,7 +507,7 @@
               <a:graphicData uri="http://schemas.openxmlformats.org/drawingml/2006/picture">
                 <pic:pic xmlns:pic="http://schemas.openxmlformats.org/drawingml/2006/picture">
                   <pic:nvPicPr>
-                    <pic:cNvPr id="6" name="Picture 2"/>
+                    <pic:cNvPr id="6" name="Image6"/>
                     <pic:cNvPicPr>
                       <a:picLocks noChangeAspect="1" noChangeArrowheads="1"/>
                     </pic:cNvPicPr>
@@ -641,7 +521,7 @@
                   <pic:spPr bwMode="auto">
                     <a:xfrm>
                       <a:off x="0" y="0"/>
-                      <a:ext cx="5731510" cy="3222625"/>
+                      <a:ext cx="5731510" cy="2499995"/>
                     </a:xfrm>
                     <a:prstGeom prst="rect">
                       <a:avLst/>
@@ -651,8 +531,365 @@
                 </pic:pic>
               </a:graphicData>
             </a:graphic>
-          </wp:inline>
+          </wp:anchor>
         </w:drawing>
+      </w:r>
+    </w:p>
+    <w:p>
+      <w:pPr>
+        <w:pStyle w:val="Normal"/>
+        <w:rPr>
+          <w:sz w:val="18"/>
+          <w:szCs w:val="18"/>
+        </w:rPr>
+      </w:pPr>
+      <w:r>
+        <w:rPr>
+          <w:sz w:val="18"/>
+          <w:szCs w:val="18"/>
+        </w:rPr>
+        <w:t>2</w:t>
+      </w:r>
+      <w:r>
+        <w:rPr>
+          <w:sz w:val="18"/>
+          <w:szCs w:val="18"/>
+          <w:vertAlign w:val="superscript"/>
+        </w:rPr>
+        <w:t>nd</w:t>
+      </w:r>
+      <w:r>
+        <w:rPr>
+          <w:sz w:val="18"/>
+          <w:szCs w:val="18"/>
+        </w:rPr>
+        <w:t xml:space="preserve"> Week</w:t>
+      </w:r>
+    </w:p>
+    <w:p>
+      <w:pPr>
+        <w:pStyle w:val="Normal"/>
+        <w:rPr/>
+      </w:pPr>
+      <w:r>
+        <w:rPr/>
+        <w:drawing>
+          <wp:anchor distT="0" distB="0" distL="0" distR="0" simplePos="0" relativeHeight="8" behindDoc="0" locked="0" layoutInCell="0" allowOverlap="1">
+            <wp:simplePos x="0" y="0"/>
+            <wp:positionH relativeFrom="column">
+              <wp:align>center</wp:align>
+            </wp:positionH>
+            <wp:positionV relativeFrom="paragraph">
+              <wp:posOffset>635</wp:posOffset>
+            </wp:positionV>
+            <wp:extent cx="5731510" cy="2583180"/>
+            <wp:effectExtent l="0" t="0" r="0" b="0"/>
+            <wp:wrapSquare wrapText="largest"/>
+            <wp:docPr id="7" name="Image7"/>
+            <wp:cNvGraphicFramePr>
+              <a:graphicFrameLocks xmlns:a="http://schemas.openxmlformats.org/drawingml/2006/main" noChangeAspect="1"/>
+            </wp:cNvGraphicFramePr>
+            <a:graphic xmlns:a="http://schemas.openxmlformats.org/drawingml/2006/main">
+              <a:graphicData uri="http://schemas.openxmlformats.org/drawingml/2006/picture">
+                <pic:pic xmlns:pic="http://schemas.openxmlformats.org/drawingml/2006/picture">
+                  <pic:nvPicPr>
+                    <pic:cNvPr id="7" name="Image7"/>
+                    <pic:cNvPicPr>
+                      <a:picLocks noChangeAspect="1" noChangeArrowheads="1"/>
+                    </pic:cNvPicPr>
+                  </pic:nvPicPr>
+                  <pic:blipFill>
+                    <a:blip r:embed="rId8"/>
+                    <a:stretch>
+                      <a:fillRect/>
+                    </a:stretch>
+                  </pic:blipFill>
+                  <pic:spPr bwMode="auto">
+                    <a:xfrm>
+                      <a:off x="0" y="0"/>
+                      <a:ext cx="5731510" cy="2583180"/>
+                    </a:xfrm>
+                    <a:prstGeom prst="rect">
+                      <a:avLst/>
+                    </a:prstGeom>
+                    <a:noFill/>
+                  </pic:spPr>
+                </pic:pic>
+              </a:graphicData>
+            </a:graphic>
+          </wp:anchor>
+        </w:drawing>
+      </w:r>
+    </w:p>
+    <w:p>
+      <w:pPr>
+        <w:pStyle w:val="Normal"/>
+        <w:rPr/>
+      </w:pPr>
+      <w:r>
+        <w:rPr>
+          <w:sz w:val="18"/>
+          <w:szCs w:val="18"/>
+        </w:rPr>
+        <w:t>3</w:t>
+      </w:r>
+      <w:r>
+        <w:rPr>
+          <w:sz w:val="18"/>
+          <w:szCs w:val="18"/>
+          <w:vertAlign w:val="superscript"/>
+        </w:rPr>
+        <w:t>rd</w:t>
+      </w:r>
+      <w:r>
+        <w:rPr>
+          <w:sz w:val="18"/>
+          <w:szCs w:val="18"/>
+        </w:rPr>
+        <w:t xml:space="preserve"> Week</w:t>
+      </w:r>
+    </w:p>
+    <w:p>
+      <w:pPr>
+        <w:pStyle w:val="Normal"/>
+        <w:rPr/>
+      </w:pPr>
+      <w:r>
+        <w:rPr/>
+        <w:drawing>
+          <wp:anchor distT="0" distB="0" distL="0" distR="0" simplePos="0" relativeHeight="9" behindDoc="0" locked="0" layoutInCell="0" allowOverlap="1">
+            <wp:simplePos x="0" y="0"/>
+            <wp:positionH relativeFrom="column">
+              <wp:align>center</wp:align>
+            </wp:positionH>
+            <wp:positionV relativeFrom="paragraph">
+              <wp:posOffset>635</wp:posOffset>
+            </wp:positionV>
+            <wp:extent cx="5731510" cy="2506980"/>
+            <wp:effectExtent l="0" t="0" r="0" b="0"/>
+            <wp:wrapSquare wrapText="largest"/>
+            <wp:docPr id="8" name="Image8"/>
+            <wp:cNvGraphicFramePr>
+              <a:graphicFrameLocks xmlns:a="http://schemas.openxmlformats.org/drawingml/2006/main" noChangeAspect="1"/>
+            </wp:cNvGraphicFramePr>
+            <a:graphic xmlns:a="http://schemas.openxmlformats.org/drawingml/2006/main">
+              <a:graphicData uri="http://schemas.openxmlformats.org/drawingml/2006/picture">
+                <pic:pic xmlns:pic="http://schemas.openxmlformats.org/drawingml/2006/picture">
+                  <pic:nvPicPr>
+                    <pic:cNvPr id="8" name="Image8"/>
+                    <pic:cNvPicPr>
+                      <a:picLocks noChangeAspect="1" noChangeArrowheads="1"/>
+                    </pic:cNvPicPr>
+                  </pic:nvPicPr>
+                  <pic:blipFill>
+                    <a:blip r:embed="rId9"/>
+                    <a:stretch>
+                      <a:fillRect/>
+                    </a:stretch>
+                  </pic:blipFill>
+                  <pic:spPr bwMode="auto">
+                    <a:xfrm>
+                      <a:off x="0" y="0"/>
+                      <a:ext cx="5731510" cy="2506980"/>
+                    </a:xfrm>
+                    <a:prstGeom prst="rect">
+                      <a:avLst/>
+                    </a:prstGeom>
+                    <a:noFill/>
+                  </pic:spPr>
+                </pic:pic>
+              </a:graphicData>
+            </a:graphic>
+          </wp:anchor>
+        </w:drawing>
+      </w:r>
+    </w:p>
+    <w:p>
+      <w:pPr>
+        <w:pStyle w:val="Normal"/>
+        <w:rPr/>
+      </w:pPr>
+      <w:r>
+        <w:rPr>
+          <w:sz w:val="18"/>
+          <w:szCs w:val="18"/>
+        </w:rPr>
+        <w:t>4</w:t>
+      </w:r>
+      <w:r>
+        <w:rPr>
+          <w:sz w:val="18"/>
+          <w:szCs w:val="18"/>
+          <w:vertAlign w:val="superscript"/>
+        </w:rPr>
+        <w:t>th</w:t>
+      </w:r>
+      <w:r>
+        <w:rPr>
+          <w:sz w:val="18"/>
+          <w:szCs w:val="18"/>
+        </w:rPr>
+        <w:t xml:space="preserve"> Week</w:t>
+      </w:r>
+    </w:p>
+    <w:p>
+      <w:pPr>
+        <w:pStyle w:val="Normal"/>
+        <w:rPr/>
+      </w:pPr>
+      <w:r>
+        <w:rPr/>
+        <w:drawing>
+          <wp:anchor distT="0" distB="0" distL="0" distR="0" simplePos="0" relativeHeight="10" behindDoc="0" locked="0" layoutInCell="0" allowOverlap="1">
+            <wp:simplePos x="0" y="0"/>
+            <wp:positionH relativeFrom="column">
+              <wp:align>center</wp:align>
+            </wp:positionH>
+            <wp:positionV relativeFrom="paragraph">
+              <wp:posOffset>635</wp:posOffset>
+            </wp:positionV>
+            <wp:extent cx="5731510" cy="2525395"/>
+            <wp:effectExtent l="0" t="0" r="0" b="0"/>
+            <wp:wrapSquare wrapText="largest"/>
+            <wp:docPr id="9" name="Image9"/>
+            <wp:cNvGraphicFramePr>
+              <a:graphicFrameLocks xmlns:a="http://schemas.openxmlformats.org/drawingml/2006/main" noChangeAspect="1"/>
+            </wp:cNvGraphicFramePr>
+            <a:graphic xmlns:a="http://schemas.openxmlformats.org/drawingml/2006/main">
+              <a:graphicData uri="http://schemas.openxmlformats.org/drawingml/2006/picture">
+                <pic:pic xmlns:pic="http://schemas.openxmlformats.org/drawingml/2006/picture">
+                  <pic:nvPicPr>
+                    <pic:cNvPr id="9" name="Image9"/>
+                    <pic:cNvPicPr>
+                      <a:picLocks noChangeAspect="1" noChangeArrowheads="1"/>
+                    </pic:cNvPicPr>
+                  </pic:nvPicPr>
+                  <pic:blipFill>
+                    <a:blip r:embed="rId10"/>
+                    <a:stretch>
+                      <a:fillRect/>
+                    </a:stretch>
+                  </pic:blipFill>
+                  <pic:spPr bwMode="auto">
+                    <a:xfrm>
+                      <a:off x="0" y="0"/>
+                      <a:ext cx="5731510" cy="2525395"/>
+                    </a:xfrm>
+                    <a:prstGeom prst="rect">
+                      <a:avLst/>
+                    </a:prstGeom>
+                    <a:noFill/>
+                  </pic:spPr>
+                </pic:pic>
+              </a:graphicData>
+            </a:graphic>
+          </wp:anchor>
+        </w:drawing>
+      </w:r>
+    </w:p>
+    <w:p>
+      <w:pPr>
+        <w:pStyle w:val="Normal"/>
+        <w:rPr>
+          <w:sz w:val="18"/>
+          <w:szCs w:val="18"/>
+        </w:rPr>
+      </w:pPr>
+      <w:r>
+        <w:rPr>
+          <w:sz w:val="18"/>
+          <w:szCs w:val="18"/>
+        </w:rPr>
+        <w:t>Final Week</w:t>
+      </w:r>
+    </w:p>
+    <w:p>
+      <w:pPr>
+        <w:pStyle w:val="Normal"/>
+        <w:rPr>
+          <w:sz w:val="18"/>
+          <w:szCs w:val="18"/>
+        </w:rPr>
+      </w:pPr>
+      <w:r>
+        <w:rPr>
+          <w:sz w:val="18"/>
+          <w:szCs w:val="18"/>
+        </w:rPr>
+      </w:r>
+    </w:p>
+    <w:p>
+      <w:pPr>
+        <w:pStyle w:val="Normal"/>
+        <w:rPr>
+          <w:sz w:val="18"/>
+          <w:szCs w:val="18"/>
+        </w:rPr>
+      </w:pPr>
+      <w:r>
+        <w:rPr>
+          <w:sz w:val="18"/>
+          <w:szCs w:val="18"/>
+        </w:rPr>
+        <w:drawing>
+          <wp:anchor distT="0" distB="0" distL="0" distR="0" simplePos="0" relativeHeight="11" behindDoc="0" locked="0" layoutInCell="0" allowOverlap="1">
+            <wp:simplePos x="0" y="0"/>
+            <wp:positionH relativeFrom="column">
+              <wp:align>center</wp:align>
+            </wp:positionH>
+            <wp:positionV relativeFrom="paragraph">
+              <wp:posOffset>635</wp:posOffset>
+            </wp:positionV>
+            <wp:extent cx="5731510" cy="2543810"/>
+            <wp:effectExtent l="0" t="0" r="0" b="0"/>
+            <wp:wrapSquare wrapText="largest"/>
+            <wp:docPr id="10" name="Image10"/>
+            <wp:cNvGraphicFramePr>
+              <a:graphicFrameLocks xmlns:a="http://schemas.openxmlformats.org/drawingml/2006/main" noChangeAspect="1"/>
+            </wp:cNvGraphicFramePr>
+            <a:graphic xmlns:a="http://schemas.openxmlformats.org/drawingml/2006/main">
+              <a:graphicData uri="http://schemas.openxmlformats.org/drawingml/2006/picture">
+                <pic:pic xmlns:pic="http://schemas.openxmlformats.org/drawingml/2006/picture">
+                  <pic:nvPicPr>
+                    <pic:cNvPr id="10" name="Image10"/>
+                    <pic:cNvPicPr>
+                      <a:picLocks noChangeAspect="1" noChangeArrowheads="1"/>
+                    </pic:cNvPicPr>
+                  </pic:nvPicPr>
+                  <pic:blipFill>
+                    <a:blip r:embed="rId11"/>
+                    <a:stretch>
+                      <a:fillRect/>
+                    </a:stretch>
+                  </pic:blipFill>
+                  <pic:spPr bwMode="auto">
+                    <a:xfrm>
+                      <a:off x="0" y="0"/>
+                      <a:ext cx="5731510" cy="2543810"/>
+                    </a:xfrm>
+                    <a:prstGeom prst="rect">
+                      <a:avLst/>
+                    </a:prstGeom>
+                    <a:noFill/>
+                  </pic:spPr>
+                </pic:pic>
+              </a:graphicData>
+            </a:graphic>
+          </wp:anchor>
+        </w:drawing>
+      </w:r>
+    </w:p>
+    <w:p>
+      <w:pPr>
+        <w:pStyle w:val="Normal"/>
+        <w:widowControl/>
+        <w:bidi w:val="0"/>
+        <w:spacing w:lineRule="auto" w:line="259" w:before="0" w:after="160"/>
+        <w:jc w:val="start"/>
+        <w:rPr/>
+      </w:pPr>
+      <w:r>
+        <w:rPr/>
       </w:r>
     </w:p>
     <w:sectPr>
@@ -1069,6 +1306,7 @@
     <w:rsid w:val="00aa1865"/>
     <w:pPr>
       <w:widowControl/>
+      <w:suppressAutoHyphens w:val="true"/>
       <w:bidi w:val="0"/>
       <w:spacing w:lineRule="auto" w:line="259" w:before="0" w:after="160"/>
       <w:jc w:val="start"/>
